--- a/sba_application/13_checklist_response_2026-07-16/1 Checklist STATUS RESPONSE.docx
+++ b/sba_application/13_checklist_response_2026-07-16/1 Checklist STATUS RESPONSE.docx
@@ -25,7 +25,7 @@
           <w:b w:val="0"/>
           <w:sz w:val="20"/>
         </w:rPr>
-        <w:t>Request: $500,000 SBA 7(a) - retires the Refuge Hospice seller balance (Sept 2026) + ramp working capital. Equity injection $250,000 (33% of the $750,000 project): James Bullard $195,000 (first $100K wired 5/7/2026) + Geoff Schackmann $55,000.</w:t>
+        <w:t>Request: $500,000 SBA 7(a) - funds ~1/15/2027 at the 51% transfer, retiring the seller balloon (~$258,489) + working capital. Equity injection $250,000 (33% of the $750,000 project): James Bullard $195,000 (first $100K wired 5/7/2026) + Geoff Schackmann $55,000.</w:t>
       </w:r>
     </w:p>
     <w:tbl>

--- a/sba_application/13_checklist_response_2026-07-16/1 Checklist STATUS RESPONSE.docx
+++ b/sba_application/13_checklist_response_2026-07-16/1 Checklist STATUS RESPONSE.docx
@@ -25,7 +25,7 @@
           <w:b w:val="0"/>
           <w:sz w:val="20"/>
         </w:rPr>
-        <w:t>Request: $500,000 SBA 7(a) - funds ~1/15/2027 at the 51% transfer, retiring the seller balloon (~$258,489) + working capital. Equity injection $250,000 (33% of the $750,000 project): James Bullard $195,000 (first $100K wired 5/7/2026) + Geoff Schackmann $55,000.</w:t>
+        <w:t>Request: $500,000 SBA 7(a) - funds ~1/15/2027 at the 51% transfer, REFINANCING the interim bank acquisition note (~$461,676 payoff; the bank note pays the sellers in full in September) + working capital. Equity injection $250,000 (33% of the $750,000 project): James Bullard $195,000 (first $100K wired 5/7/2026) + Geoff Schackmann $55,000.</w:t>
       </w:r>
     </w:p>
     <w:tbl>

--- a/sba_application/13_checklist_response_2026-07-16/1 Checklist STATUS RESPONSE.docx
+++ b/sba_application/13_checklist_response_2026-07-16/1 Checklist STATUS RESPONSE.docx
@@ -858,7 +858,7 @@
               <w:rPr>
                 <w:sz w:val="18"/>
               </w:rPr>
-              <w:t>MIPA Rev 1.00 (7/15/2026, redline in negotiation): $500K; $125K down ~8/1 (49%); $375K @ 6%, $31,250/mo from 9/1; ~$258,489.46 final 1/15/2027; prepayable without penalty.</w:t>
+              <w:t>MIPA Rev 1.00 (7/15/2026): $500K; $125K down ~8/1 (49%); $375K @ 6% carried by sellers, prepayable without penalty. Sellers are paid IN FULL Sept 2026 by the interim bank note - four months ahead of the MIPA schedule.</w:t>
             </w:r>
           </w:p>
         </w:tc>
@@ -982,7 +982,7 @@
               <w:rPr>
                 <w:sz w:val="18"/>
               </w:rPr>
-              <w:t>Rev 3.00 dynamic proforma (36 monthly periods, QA 20/20) + assumptions narrative. Officer salaries split out: Administrator $150K, DON $120K, Community Liaison $120K, Office Mgr $60K.</w:t>
+              <w:t>Rev 4.10 dynamic proforma (36 monthly periods, QA 23/23) + assumptions narrative. Officer salaries split out: Administrator $150K, DON $120K, Community Liaison $120K, Office Mgr $60K.</w:t>
             </w:r>
           </w:p>
         </w:tc>

--- a/sba_application/13_checklist_response_2026-07-16/1 Checklist STATUS RESPONSE.docx
+++ b/sba_application/13_checklist_response_2026-07-16/1 Checklist STATUS RESPONSE.docx
@@ -5,6 +5,7 @@
     <w:p>
       <w:pPr>
         <w:pStyle w:val="Title"/>
+        <w:keepNext/>
       </w:pPr>
       <w:r>
         <w:t>SBA 7(a) Checklist - Item-by-Item Status</w:t>
@@ -40,6 +41,9 @@
         <w:gridCol w:w="2880"/>
       </w:tblGrid>
       <w:tr>
+        <w:trPr>
+          <w:tblHeader w:val="true"/>
+        </w:trPr>
         <w:tc>
           <w:tcPr>
             <w:tcW w:type="dxa" w:w="2880"/>
@@ -1196,6 +1200,7 @@
     <w:p>
       <w:pPr>
         <w:pStyle w:val="Heading1"/>
+        <w:keepNext/>
       </w:pPr>
       <w:r>
         <w:rPr>
@@ -1385,13 +1390,58 @@
       </w:r>
     </w:p>
     <w:sectPr>
+      <w:footerReference w:type="default" r:id="rId9"/>
       <w:pgSz w:w="12240" w:h="15840"/>
-      <w:pgMar w:top="1440" w:right="1800" w:bottom="1440" w:left="1800" w:header="720" w:footer="720" w:gutter="0"/>
+      <w:pgMar w:top="1296" w:right="1440" w:bottom="1296" w:left="1440" w:header="720" w:footer="720" w:gutter="0"/>
       <w:cols w:space="720"/>
       <w:docGrid w:linePitch="360"/>
     </w:sectPr>
   </w:body>
 </w:document>
+</file>
+
+<file path=word/footer1.xml><?xml version="1.0" encoding="utf-8"?>
+<w:ftr xmlns:m="http://schemas.openxmlformats.org/officeDocument/2006/math" xmlns:mc="http://schemas.openxmlformats.org/markup-compatibility/2006" xmlns:mo="http://schemas.microsoft.com/office/mac/office/2008/main" xmlns:mv="urn:schemas-microsoft-com:mac:vml" xmlns:o="urn:schemas-microsoft-com:office:office" xmlns:r="http://schemas.openxmlformats.org/officeDocument/2006/relationships" xmlns:v="urn:schemas-microsoft-com:vml" xmlns:w10="urn:schemas-microsoft-com:office:word" xmlns:w14="http://schemas.microsoft.com/office/word/2010/wordml" xmlns:w="http://schemas.openxmlformats.org/wordprocessingml/2006/main" xmlns:wne="http://schemas.microsoft.com/office/word/2006/wordml" xmlns:wp14="http://schemas.microsoft.com/office/word/2010/wordprocessingDrawing" xmlns:wp="http://schemas.openxmlformats.org/drawingml/2006/wordprocessingDrawing" xmlns:wpc="http://schemas.microsoft.com/office/word/2010/wordprocessingCanvas" xmlns:wpg="http://schemas.microsoft.com/office/word/2010/wordprocessingGroup" xmlns:wpi="http://schemas.microsoft.com/office/word/2010/wordprocessingInk" xmlns:wps="http://schemas.microsoft.com/office/word/2010/wordprocessingShape" mc:Ignorable="w14 wp14">
+  <w:p>
+    <w:pPr>
+      <w:pStyle w:val="Footer"/>
+    </w:pPr>
+    <w:r>
+      <w:rPr>
+        <w:sz w:val="16"/>
+      </w:rPr>
+      <w:t xml:space="preserve">Azalea Hospice - SBA Checklist Status | Confidential | </w:t>
+    </w:r>
+    <w:r>
+      <w:rPr>
+        <w:sz w:val="16"/>
+      </w:rPr>
+      <w:t xml:space="preserve">Page </w:t>
+    </w:r>
+    <w:r>
+      <w:rPr>
+        <w:sz w:val="16"/>
+      </w:rPr>
+      <w:fldChar w:fldCharType="begin"/>
+      <w:instrText xml:space="preserve">PAGE</w:instrText>
+      <w:fldChar w:fldCharType="end"/>
+    </w:r>
+    <w:r>
+      <w:rPr>
+        <w:sz w:val="16"/>
+      </w:rPr>
+      <w:t xml:space="preserve"> of </w:t>
+    </w:r>
+    <w:r>
+      <w:rPr>
+        <w:sz w:val="16"/>
+      </w:rPr>
+      <w:fldChar w:fldCharType="begin"/>
+      <w:instrText xml:space="preserve">NUMPAGES</w:instrText>
+      <w:fldChar w:fldCharType="end"/>
+    </w:r>
+  </w:p>
+</w:ftr>
 </file>
 
 <file path=word/numbering.xml><?xml version="1.0" encoding="utf-8"?>

--- a/sba_application/13_checklist_response_2026-07-16/1 Checklist STATUS RESPONSE.docx
+++ b/sba_application/13_checklist_response_2026-07-16/1 Checklist STATUS RESPONSE.docx
@@ -1808,7 +1808,7 @@
     <w:qFormat/>
     <w:rsid w:val="00FC693F"/>
     <w:rPr>
-      <w:rFonts w:ascii="Calibri" w:hAnsi="Calibri"/>
+      <w:rFonts w:ascii="Aptos" w:hAnsi="Aptos"/>
       <w:sz w:val="20"/>
     </w:rPr>
   </w:style>
@@ -1871,7 +1871,7 @@
       <w:outlineLvl w:val="0"/>
     </w:pPr>
     <w:rPr>
-      <w:rFonts w:asciiTheme="majorHAnsi" w:eastAsiaTheme="majorEastAsia" w:hAnsiTheme="majorHAnsi" w:cstheme="majorBidi"/>
+      <w:rFonts w:asciiTheme="majorHAnsi" w:eastAsiaTheme="majorEastAsia" w:hAnsiTheme="majorHAnsi" w:cstheme="majorBidi" w:ascii="Aptos Display" w:hAnsi="Aptos Display"/>
       <w:b/>
       <w:bCs/>
       <w:color w:val="365F91" w:themeColor="accent1" w:themeShade="BF"/>
@@ -1895,7 +1895,7 @@
       <w:outlineLvl w:val="1"/>
     </w:pPr>
     <w:rPr>
-      <w:rFonts w:asciiTheme="majorHAnsi" w:eastAsiaTheme="majorEastAsia" w:hAnsiTheme="majorHAnsi" w:cstheme="majorBidi"/>
+      <w:rFonts w:asciiTheme="majorHAnsi" w:eastAsiaTheme="majorEastAsia" w:hAnsiTheme="majorHAnsi" w:cstheme="majorBidi" w:ascii="Aptos Display" w:hAnsi="Aptos Display"/>
       <w:b/>
       <w:bCs/>
       <w:color w:val="4F81BD" w:themeColor="accent1"/>
@@ -1919,7 +1919,7 @@
       <w:outlineLvl w:val="2"/>
     </w:pPr>
     <w:rPr>
-      <w:rFonts w:asciiTheme="majorHAnsi" w:eastAsiaTheme="majorEastAsia" w:hAnsiTheme="majorHAnsi" w:cstheme="majorBidi"/>
+      <w:rFonts w:asciiTheme="majorHAnsi" w:eastAsiaTheme="majorEastAsia" w:hAnsiTheme="majorHAnsi" w:cstheme="majorBidi" w:ascii="Aptos Display" w:hAnsi="Aptos Display"/>
       <w:b/>
       <w:bCs/>
       <w:color w:val="4F81BD" w:themeColor="accent1"/>
@@ -1942,7 +1942,7 @@
       <w:outlineLvl w:val="3"/>
     </w:pPr>
     <w:rPr>
-      <w:rFonts w:asciiTheme="majorHAnsi" w:eastAsiaTheme="majorEastAsia" w:hAnsiTheme="majorHAnsi" w:cstheme="majorBidi"/>
+      <w:rFonts w:asciiTheme="majorHAnsi" w:eastAsiaTheme="majorEastAsia" w:hAnsiTheme="majorHAnsi" w:cstheme="majorBidi" w:ascii="Aptos Display" w:hAnsi="Aptos Display"/>
       <w:b/>
       <w:bCs/>
       <w:i/>
@@ -2100,6 +2100,9 @@
     <w:pPr>
       <w:spacing w:after="0" w:line="240" w:lineRule="auto"/>
     </w:pPr>
+    <w:rPr>
+      <w:rFonts w:ascii="Aptos" w:hAnsi="Aptos"/>
+    </w:rPr>
   </w:style>
   <w:style w:type="character" w:customStyle="1" w:styleId="Heading1Char">
     <w:name w:val="Heading 1 Char"/>
@@ -2160,7 +2163,7 @@
       <w:contextualSpacing/>
     </w:pPr>
     <w:rPr>
-      <w:rFonts w:asciiTheme="majorHAnsi" w:eastAsiaTheme="majorEastAsia" w:hAnsiTheme="majorHAnsi" w:cstheme="majorBidi"/>
+      <w:rFonts w:asciiTheme="majorHAnsi" w:eastAsiaTheme="majorEastAsia" w:hAnsiTheme="majorHAnsi" w:cstheme="majorBidi" w:ascii="Aptos Display" w:hAnsi="Aptos Display"/>
       <w:color w:val="17365D" w:themeColor="text2" w:themeShade="BF"/>
       <w:spacing w:val="5"/>
       <w:kern w:val="28"/>
@@ -2197,7 +2200,7 @@
       </w:numPr>
     </w:pPr>
     <w:rPr>
-      <w:rFonts w:asciiTheme="majorHAnsi" w:eastAsiaTheme="majorEastAsia" w:hAnsiTheme="majorHAnsi" w:cstheme="majorBidi"/>
+      <w:rFonts w:asciiTheme="majorHAnsi" w:eastAsiaTheme="majorEastAsia" w:hAnsiTheme="majorHAnsi" w:cstheme="majorBidi" w:ascii="Aptos Display" w:hAnsi="Aptos Display"/>
       <w:i/>
       <w:iCs/>
       <w:color w:val="4F81BD" w:themeColor="accent1"/>
@@ -2232,6 +2235,9 @@
       <w:ind w:left="720"/>
       <w:contextualSpacing/>
     </w:pPr>
+    <w:rPr>
+      <w:rFonts w:ascii="Aptos" w:hAnsi="Aptos"/>
+    </w:rPr>
   </w:style>
   <w:style w:type="paragraph" w:styleId="BodyText">
     <w:name w:val="Body Text"/>
@@ -2243,6 +2249,9 @@
     <w:pPr>
       <w:spacing w:after="120"/>
     </w:pPr>
+    <w:rPr>
+      <w:rFonts w:ascii="Aptos" w:hAnsi="Aptos"/>
+    </w:rPr>
   </w:style>
   <w:style w:type="character" w:customStyle="1" w:styleId="BodyTextChar">
     <w:name w:val="Body Text Char"/>
@@ -2340,6 +2349,9 @@
       </w:numPr>
       <w:contextualSpacing/>
     </w:pPr>
+    <w:rPr>
+      <w:rFonts w:ascii="Aptos" w:hAnsi="Aptos"/>
+    </w:rPr>
   </w:style>
   <w:style w:type="paragraph" w:styleId="ListBullet2">
     <w:name w:val="List Bullet 2"/>
@@ -2379,6 +2391,9 @@
       </w:numPr>
       <w:contextualSpacing/>
     </w:pPr>
+    <w:rPr>
+      <w:rFonts w:ascii="Aptos" w:hAnsi="Aptos"/>
+    </w:rPr>
   </w:style>
   <w:style w:type="paragraph" w:styleId="ListNumber2">
     <w:name w:val="List Number 2"/>

--- a/sba_application/13_checklist_response_2026-07-16/1 Checklist STATUS RESPONSE.docx
+++ b/sba_application/13_checklist_response_2026-07-16/1 Checklist STATUS RESPONSE.docx
@@ -17,7 +17,7 @@
           <w:b/>
           <w:sz w:val="20"/>
         </w:rPr>
-        <w:t>Borrower: Tyler Hospice Hold, LLC (dba Azalea Hospice &amp; Palliative Care) | EIN 41-4966640 | 7/16/2026</w:t>
+        <w:t>Borrower: Tyler Hospice Hold, LLC (dba Azalea Hospice &amp; Palliative Care) | EIN 41-4966640 | 8/14/2026</w:t>
       </w:r>
     </w:p>
     <w:p>
@@ -26,7 +26,7 @@
           <w:b w:val="0"/>
           <w:sz w:val="20"/>
         </w:rPr>
-        <w:t>Request: $500,000 SBA 7(a) - funds ~1/15/2027 at the 51% transfer, REFINANCING the interim bank acquisition note (~$461,676 payoff; the bank note pays the sellers in full in September) + working capital. Equity injection $250,000 (33% of the $750,000 project): James Bullard $195,000 (first $100K wired 5/7/2026) + Geoff Schackmann $55,000.</w:t>
+        <w:t>Request: $500,000 SBA 7(a) - funds month 2 after CHOW close (license is 100% in the borrower name at closing), RETIRING the deferred seller note (~$303,000 incl. accrued interest) + working capital. Equity injection $250,000 (33% of the $750,000 project): James Bullard $195,000 (first $100K wired 5/7/2026) + Geoff Schackmann $55,000.</w:t>
       </w:r>
     </w:p>
     <w:tbl>
@@ -206,7 +206,7 @@
               <w:rPr>
                 <w:sz w:val="18"/>
               </w:rPr>
-              <w:t>Reflects the Refuge structure above.</w:t>
+              <w:t>Reflects the Avant structure above.</w:t>
             </w:r>
           </w:p>
         </w:tc>
@@ -685,7 +685,7 @@
               <w:rPr>
                 <w:sz w:val="18"/>
               </w:rPr>
-              <w:t>REQUEST FROM SELLERS</w:t>
+              <w:t>REQUEST FROM SELLER</w:t>
             </w:r>
           </w:p>
         </w:tc>
@@ -698,7 +698,7 @@
               <w:rPr>
                 <w:sz w:val="18"/>
               </w:rPr>
-              <w:t>Refuge Hospice, LLC balance sheet + P&amp;L, month-end not older than 60 days. Request via Ann/sellers.</w:t>
+              <w:t>Avant Hospice, LLC balance sheet + P&amp;L, month-end not older than 60 days. Request via Kim Carlisle / David Groom.</w:t>
             </w:r>
           </w:p>
         </w:tc>
@@ -726,7 +726,7 @@
               <w:rPr>
                 <w:sz w:val="18"/>
               </w:rPr>
-              <w:t>REQUEST FROM SELLERS</w:t>
+              <w:t>REQUEST FROM SELLER</w:t>
             </w:r>
           </w:p>
         </w:tc>
@@ -739,7 +739,7 @@
               <w:rPr>
                 <w:sz w:val="18"/>
               </w:rPr>
-              <w:t>Refuge Hospice, LLC returns (2023, 2024, 2025) - company was certified 1/2024, so all applicable years.</w:t>
+              <w:t>Avant Hospice, LLC returns (2023-2025 as applicable). Entity has never billed Medicare - returns will show minimal activity; underwrite as startup.</w:t>
             </w:r>
           </w:p>
         </w:tc>
@@ -780,7 +780,7 @@
               <w:rPr>
                 <w:sz w:val="18"/>
               </w:rPr>
-              <w:t>Single item: the $375K seller note (terms per MIPA). Copy of the seller note/MIPA to accompany it.</w:t>
+              <w:t>Single item: the $300K deferred seller note (Kimberly Carlisle). Copy of the note/MIPA to accompany it when executed.</w:t>
             </w:r>
           </w:p>
         </w:tc>
@@ -808,7 +808,7 @@
               <w:rPr>
                 <w:sz w:val="18"/>
               </w:rPr>
-              <w:t>REQUEST FROM SELLERS</w:t>
+              <w:t>REQUEST FROM SELLER</w:t>
             </w:r>
           </w:p>
         </w:tc>
@@ -821,7 +821,7 @@
               <w:rPr>
                 <w:sz w:val="18"/>
               </w:rPr>
-              <w:t>Refuge is ready-to-bill with minimal operations - listing may legitimately be near-zero; get it in writing.</w:t>
+              <w:t>Avant has never billed - listing will legitimately be zero; get it in writing.</w:t>
             </w:r>
           </w:p>
         </w:tc>
@@ -849,7 +849,7 @@
               <w:rPr>
                 <w:sz w:val="18"/>
               </w:rPr>
-              <w:t>ATTACHED</w:t>
+              <w:t>IN NEGOTIATION</w:t>
             </w:r>
           </w:p>
         </w:tc>
@@ -862,7 +862,7 @@
               <w:rPr>
                 <w:sz w:val="18"/>
               </w:rPr>
-              <w:t>MIPA Rev 1.00 (7/15/2026): $500K; $125K down ~8/1 (49%); $375K @ 6% carried by sellers, prepayable without penalty. Sellers are paid IN FULL Sept 2026 by the interim bank note - four months ahead of the MIPA schedule.</w:t>
+              <w:t>Avant terms agreed in principle: $300,000 at 6% simple; 100% of membership interests at CHOW approval; ALL payments deferred until PPEO clears; prepayable; SBA takeout retires the note in full at funding. Payment-confirmation schedule (5/5/2026) on file; MIPA to follow.</w:t>
             </w:r>
           </w:p>
         </w:tc>
@@ -932,7 +932,7 @@
               <w:rPr>
                 <w:sz w:val="18"/>
               </w:rPr>
-              <w:t>DRAFTED - UPDATE PENDING</w:t>
+              <w:t>ATTACHED</w:t>
             </w:r>
           </w:p>
         </w:tc>
@@ -945,7 +945,7 @@
               <w:rPr>
                 <w:sz w:val="18"/>
               </w:rPr>
-              <w:t>Rev 5.00 exists but is written around the prior Hickory target; Refuge addendum attached now, full rewrite to follow.</w:t>
+              <w:t>Rev 7.00 (Avant target). Editable Word per checklist.</w:t>
             </w:r>
           </w:p>
         </w:tc>
@@ -986,7 +986,7 @@
               <w:rPr>
                 <w:sz w:val="18"/>
               </w:rPr>
-              <w:t>Rev 4.10 dynamic proforma (36 monthly periods, QA 23/23) + assumptions narrative. Officer salaries split out: Administrator $150K, DON $120K, Community Liaison $120K, Office Mgr $60K.</w:t>
+              <w:t>Rev 5.00 AVANT dynamic proforma (36 monthly periods, QA 22/22) + assumptions narrative. Officer salaries split out: Administrator $150K, DON $120K, Community Liaison $120K, Office Mgr $60K.</w:t>
             </w:r>
           </w:p>
         </w:tc>
@@ -1056,7 +1056,7 @@
               <w:rPr>
                 <w:sz w:val="18"/>
               </w:rPr>
-              <w:t>GEOFF TO PROVIDE</w:t>
+              <w:t>ATTACHED</w:t>
             </w:r>
           </w:p>
         </w:tc>
@@ -1069,7 +1069,7 @@
               <w:rPr>
                 <w:sz w:val="18"/>
               </w:rPr>
-              <w:t>Office lease or LOI, loan-term with options.</w:t>
+              <w:t>Executed Tyler lease (13387 Hwy 69 N); Fair Investments extension to a 10-year total term in process.</w:t>
             </w:r>
           </w:p>
         </w:tc>
@@ -1224,7 +1224,7 @@
           <w:b w:val="0"/>
           <w:sz w:val="20"/>
         </w:rPr>
-        <w:t>No. Neither the applicant (formed 3/2026) nor any affiliate has PPP, EIDL, or other stimulus financing. To confirm for the sellers' entity (Refuge Hospice, LLC) as part of CHOW diligence.</w:t>
+        <w:t>No. Neither the applicant (formed 3/2026) nor any affiliate has PPP, EIDL, or other stimulus financing. To confirm for the seller entity (Avant Hospice, LLC) as part of CHOW diligence.</w:t>
       </w:r>
     </w:p>
     <w:p>
@@ -1314,7 +1314,7 @@
           <w:b w:val="0"/>
           <w:sz w:val="20"/>
         </w:rPr>
-        <w:t>Payor mix is Medicare per-diem (with Medicaid room &amp; board) - i.e., federal payor concentration typical of every hospice; no single referral source exceeds a modest share of projected census.</w:t>
+        <w:t>Payor mix is Medicare per-diem - federal payor concentration typical of every hospice; no single referral source exceeds a modest share of projected census.</w:t>
       </w:r>
     </w:p>
     <w:p>
@@ -1350,7 +1350,7 @@
           <w:b w:val="0"/>
           <w:sz w:val="20"/>
         </w:rPr>
-        <w:t>Primary repayment is cash flow. The Medicare+Medicaid hospice license itself is a scarce, marketable asset in Texas (comparable licenses trade at $400-500K; CMS enrollment moratorium restricts new supply).</w:t>
+        <w:t>Primary repayment is cash flow. The Medicare hospice license itself is a scarce, marketable asset in Texas (comparable Medicare-only licenses trade at $225-350K; the purchase at $300,000 is inside that band, and the CMS enrollment moratorium restricts new supply).</w:t>
       </w:r>
     </w:p>
     <w:p>
@@ -1386,7 +1386,7 @@
           <w:b w:val="0"/>
           <w:sz w:val="20"/>
         </w:rPr>
-        <w:t>Working capital is ~31% of the project ($235K of $750K), sized to cover ramp payroll ahead of the Medicare payment lag (NOE-to-cash ~30-60 days) per the monthly cash-flow model.</w:t>
+        <w:t>Working capital is 58% of the project ($435K of $750K) by design: the target has never billed Medicare, so first claims enter a provisional period of enhanced oversight (prepayment review); the reserve carries ramp payroll through that review window per the monthly cash-flow model (base 2-month hold; 4-month downside disclosed).</w:t>
       </w:r>
     </w:p>
     <w:sectPr>
